--- a/TFM_Pipeline_Monitorizacion_Ambiental.docx
+++ b/TFM_Pipeline_Monitorizacion_Ambiental.docx
@@ -2586,6 +2586,11 @@
         <w:t>docker-compose.yml           # Orquestación pipeline + dashboard</w:t>
         <w:br/>
         <w:t>.gitignore / .dockerignore   # Exclusiones de venv, .env, .db</w:t>
+      </w:r>
+      <w:r>
+        <w:br/>
+        <w:br/>
+        <w:t>Repositorio público: https://github.com/anthvarela13/tfm-pipeline-ambiental</w:t>
       </w:r>
     </w:p>
     <w:p>
@@ -6810,6 +6815,13 @@
           <w:i w:val="0"/>
           <w:sz w:val="18"/>
         </w:rPr>
+        <w:t># Clonar el repositorio</w:t>
+        <w:br/>
+        <w:t>git clone https://github.com/anthvarela13/tfm-pipeline-ambiental</w:t>
+        <w:br/>
+        <w:t>cd tfm-pipeline-ambiental/pipeline</w:t>
+        <w:br/>
+        <w:br/>
         <w:t># Modo daemon (ejecución diaria a las 02:00 UTC)</w:t>
         <w:br/>
         <w:t>python scheduler.py</w:t>
@@ -7245,6 +7257,21 @@
         <w:t>[8] WHO (2021). WHO Global Air Quality Guidelines. World Health Organization.</w:t>
       </w:r>
     </w:p>
+    <w:p>
+      <w:pPr>
+        <w:spacing w:after="80"/>
+        <w:ind w:hanging="283" w:left="283"/>
+      </w:pPr>
+      <w:r>
+        <w:rPr>
+          <w:rFonts w:ascii="Arial" w:hAnsi="Arial"/>
+          <w:b w:val="0"/>
+          <w:i w:val="0"/>
+          <w:sz w:val="20"/>
+        </w:rPr>
+        <w:t>[9] Varela, A. (2026). tfm-pipeline-ambiental [Repositorio GitHub]. https://github.com/anthvarela13/tfm-pipeline-ambiental</w:t>
+      </w:r>
+    </w:p>
     <w:sectPr>
       <w:pgSz w:w="12240" w:h="15840"/>
       <w:pgMar w:top="1417" w:right="1417" w:bottom="1417" w:left="1701" w:header="720" w:footer="720" w:gutter="0"/>
